--- a/docs/kancelar/4_Skoleni_AI_gramotnosti.docx
+++ b/docs/kancelar/4_Skoleni_AI_gramotnosti.docx
@@ -705,6 +705,68 @@
           </w:p>
         </w:tc>
       </w:tr>
+      <w:tr>
+        <w:tc>
+          <w:tcPr>
+            <w:tcW w:type="dxa" w:w="700"/>
+            <w:tcMar>
+              <w:top w:type="dxa" w:w="60"/>
+              <w:left w:type="dxa" w:w="100"/>
+              <w:bottom w:type="dxa" w:w="60"/>
+              <w:right w:type="dxa" w:w="100"/>
+            </w:tcMar>
+          </w:tcPr>
+          <w:p>
+            <w:r>
+              <w:rPr>
+                <w:sz w:val="19"/>
+                <w:szCs w:val="19"/>
+              </w:rPr>
+              <w:t>9</w:t>
+            </w:r>
+          </w:p>
+        </w:tc>
+        <w:tc>
+          <w:tcPr>
+            <w:tcW w:type="dxa" w:w="3000"/>
+            <w:tcMar>
+              <w:top w:type="dxa" w:w="60"/>
+              <w:left w:type="dxa" w:w="100"/>
+              <w:bottom w:type="dxa" w:w="60"/>
+              <w:right w:type="dxa" w:w="100"/>
+            </w:tcMar>
+          </w:tcPr>
+          <w:p>
+            <w:r>
+              <w:rPr>
+                <w:sz w:val="19"/>
+                <w:szCs w:val="19"/>
+              </w:rPr>
+              <w:t>Lokálně, nebo v cloudu?</w:t>
+            </w:r>
+          </w:p>
+        </w:tc>
+        <w:tc>
+          <w:tcPr>
+            <w:tcW w:type="dxa" w:w="5326"/>
+            <w:tcMar>
+              <w:top w:type="dxa" w:w="60"/>
+              <w:left w:type="dxa" w:w="100"/>
+              <w:bottom w:type="dxa" w:w="60"/>
+              <w:right w:type="dxa" w:w="100"/>
+            </w:tcMar>
+          </w:tcPr>
+          <w:p>
+            <w:r>
+              <w:rPr>
+                <w:sz w:val="19"/>
+                <w:szCs w:val="19"/>
+              </w:rPr>
+              <w:t>stupně citlivosti spisu A–D (výchozí B); kdy smí dotaz do cloudu (Bedrock v EU) a kdy ne; souhlas klienta zaznamenává advokát, odvolání se zapíše ihned; dotaz nad více spisy se řídí nejcitlivějším; zkopírovaný text bez spisu jde jen lokálně; kde je vidět, že dotaz šel do cloudu (deník spisu, audit „Cloud AI“); rozpočet a tvrdý strop</w:t>
+            </w:r>
+          </w:p>
+        </w:tc>
+      </w:tr>
     </w:tbl>
     <w:p>
       <w:pPr>
@@ -907,6 +969,45 @@
     </w:p>
     <w:p>
       <w:pPr>
+        <w:pStyle w:val="ListParagraph"/>
+        <w:numPr>
+          <w:ilvl w:val="0"/>
+          <w:numId w:val="3"/>
+        </w:numPr>
+        <w:spacing w:after="60"/>
+      </w:pPr>
+      <w:r>
+        <w:t>Klient dal souhlas s cloudem pro jednu věc. Smí do cloudu dotaz, který kombinuje jeho spis se spisem jiného klienta bez souhlasu? (Ne — dotaz nad více spisy se řídí nejcitlivějším spisem; systém ho zpracuje lokálně.)</w:t>
+      </w:r>
+    </w:p>
+    <w:p>
+      <w:pPr>
+        <w:pStyle w:val="ListParagraph"/>
+        <w:numPr>
+          <w:ilvl w:val="0"/>
+          <w:numId w:val="3"/>
+        </w:numPr>
+        <w:spacing w:after="60"/>
+      </w:pPr>
+      <w:r>
+        <w:t>Kdo smí snížit stupeň citlivosti spisu a co k tomu potřebuje? (Jen advokát, s odůvodněním; zapíše se do deníku spisu.)</w:t>
+      </w:r>
+    </w:p>
+    <w:p>
+      <w:pPr>
+        <w:pStyle w:val="ListParagraph"/>
+        <w:numPr>
+          <w:ilvl w:val="0"/>
+          <w:numId w:val="3"/>
+        </w:numPr>
+        <w:spacing w:after="60"/>
+      </w:pPr>
+      <w:r>
+        <w:t>Klient po telefonu odvolá souhlas s cloudem. Co uděláš? (Ihned zaznamenám odvolání ve spisu — smí každý uživatel; platí okamžitě.)</w:t>
+      </w:r>
+    </w:p>
+    <w:p>
+      <w:pPr>
         <w:pStyle w:val="Heading1"/>
       </w:pPr>
       <w:r>
@@ -936,7 +1037,7 @@
         <w:t xml:space="preserve">[doplnit: min]</w:t>
       </w:r>
       <w:r>
-        <w:t xml:space="preserve">   Verze materiálu: LexisLocal 1.2</w:t>
+        <w:t xml:space="preserve">   Verze materiálu: LexisLocal 1.2 (aktualizace 27. 10. 2026)</w:t>
       </w:r>
     </w:p>
     <w:tbl>
